--- a/downloads/hosts-how-to-reply-to-a-review-on-vrbo.docx
+++ b/downloads/hosts-how-to-reply-to-a-review-on-vrbo.docx
@@ -559,6 +559,42 @@
           <w:sz w:val="18"/>
         </w:rPr>
         <w:t xml:space="preserve">More free pages: https://proskillpacks.github.io/hosts/</w:t>
+      </w:r>
+    </w:p>
+    <w:p>
+      <w:pPr>
+        <w:spacing w:after="120"/>
+      </w:pPr>
+      <w:r>
+        <w:rPr>
+          <w:color w:val="666666"/>
+          <w:sz w:val="18"/>
+        </w:rPr>
+        <w:t xml:space="preserve">The full version: Host Ops Pack. Six skills for the listing, review and house-rules jobs of hosts who run their own listings.</w:t>
+      </w:r>
+    </w:p>
+    <w:p>
+      <w:pPr>
+        <w:spacing w:after="120"/>
+      </w:pPr>
+      <w:r>
+        <w:rPr>
+          <w:color w:val="666666"/>
+          <w:sz w:val="18"/>
+        </w:rPr>
+        <w:t xml:space="preserve">$29, one price. Half price for the first 10 buyers with code FIRST10. 30-day refund.</w:t>
+      </w:r>
+    </w:p>
+    <w:p>
+      <w:pPr>
+        <w:spacing w:after="120"/>
+      </w:pPr>
+      <w:r>
+        <w:rPr>
+          <w:color w:val="666666"/>
+          <w:sz w:val="18"/>
+        </w:rPr>
+        <w:t xml:space="preserve">More about it: https://proskillpacks.github.io/packs/host-ops-pack/</w:t>
       </w:r>
     </w:p>
     <w:sectPr>

--- a/downloads/hosts-how-to-reply-to-a-review-on-vrbo.docx
+++ b/downloads/hosts-how-to-reply-to-a-review-on-vrbo.docx
@@ -570,7 +570,7 @@
           <w:color w:val="666666"/>
           <w:sz w:val="18"/>
         </w:rPr>
-        <w:t xml:space="preserve">The full version: Host Ops Pack. Six skills for the listing, review and house-rules jobs of hosts who run their own listings.</w:t>
+        <w:t xml:space="preserve">The full version: Guest Review Reply. Paste a guest review and what you know. Get a calm public reply, a private message to the guest and a note on what to fix.</w:t>
       </w:r>
     </w:p>
     <w:p>
@@ -582,7 +582,7 @@
           <w:color w:val="666666"/>
           <w:sz w:val="18"/>
         </w:rPr>
-        <w:t xml:space="preserve">$29, one price. Half price for the first 10 buyers with code FIRST10. 30-day refund.</w:t>
+        <w:t xml:space="preserve">$15, one price. Half price for the first 10 buyers with code FIRST10. 30-day refund.</w:t>
       </w:r>
     </w:p>
     <w:p>
@@ -594,7 +594,7 @@
           <w:color w:val="666666"/>
           <w:sz w:val="18"/>
         </w:rPr>
-        <w:t xml:space="preserve">More about it: https://proskillpacks.github.io/packs/host-ops-pack/</w:t>
+        <w:t xml:space="preserve">More about it: https://proskillpacks.github.io/skills/guest-review-reply/</w:t>
       </w:r>
     </w:p>
     <w:sectPr>
